--- a/일본판/4부/4부_7화_간자키의_선택.docx
+++ b/일본판/4부/4부_7화_간자키의_선택.docx
@@ -92,7 +92,7 @@
           <w:color w:val="555555"/>
           <w:sz w:val="22"/>
         </w:rPr>
-        <w:t>(2023年9月4日(月)、午前七時四十分。汐見港東側の埋立工事現場の正門前。フェンスに青い布が、端から端まで結ばれている。歩道の内側に、折りたたみ椅子とクーラーボックスが並ぶ。海風が強い。大城が拡声器を肩にかけず、腕に抱えたまま、人の列を端から数えている。)</w:t>
+        <w:t>(2023年9月4日(月)午前七時四十分。汐見港東側の埋立工事現場の正門前。フェンスに青い布が、端から端まで結ばれている。歩道の内側に、折りたたみ椅子とクーラーボックスが並ぶ。海風が強い。大城が拡声器を肩にかけず、腕に抱えたまま、人の列を端から数えている。)</w:t>
       </w:r>
     </w:p>
     <w:p>
@@ -115,7 +115,7 @@
           <w:i w:val="0"/>
           <w:sz w:val="22"/>
         </w:rPr>
-        <w:t>七時四十分で、四百二十。昨日の日曜は、昼に三千を超えた。主催者発表で、な。</w:t>
+        <w:t>七時四十分で、四百二十。昨日の日曜は、昼に三千を超えた。主催者発表でな。</w:t>
       </w:r>
     </w:p>
     <w:p>
@@ -161,7 +161,7 @@
           <w:i w:val="0"/>
           <w:sz w:val="22"/>
         </w:rPr>
-        <w:t>千九百。(口の端で笑う)どっちも、数えたことには変わりねえ。</w:t>
+        <w:t>千九百。(口の端で笑う)どっちも数えたことには変わりねえ。</w:t>
       </w:r>
     </w:p>
     <w:p>
@@ -246,7 +246,7 @@
           <w:color w:val="555555"/>
           <w:sz w:val="22"/>
         </w:rPr>
-        <w:t>(後ろから、鍋を抱えて)</w:t>
+        <w:t>(後ろから鍋を抱えて)</w:t>
       </w:r>
       <w:r>
         <w:rPr>
@@ -301,7 +301,7 @@
           <w:i w:val="0"/>
           <w:sz w:val="22"/>
         </w:rPr>
-        <w:t>若い衆が、おめえより先に動けばな。</w:t>
+        <w:t>若い衆がおめえより先に動けばな。</w:t>
       </w:r>
     </w:p>
     <w:p>
@@ -354,7 +354,7 @@
           <w:i w:val="0"/>
           <w:sz w:val="22"/>
         </w:rPr>
-        <w:t>石黒部長からの通知です。本日の歩道の使用は、十七時まで。車道への、はみ出しは、禁止。</w:t>
+        <w:t>石黒部長からの通知です。本日の歩道の使用は、十七時まで。車道へのはみ出しは禁止。</w:t>
       </w:r>
     </w:p>
     <w:p>
@@ -400,7 +400,7 @@
           <w:i w:val="0"/>
           <w:sz w:val="22"/>
         </w:rPr>
-        <w:t>はい。口頭の約束は、記録に残らないので、と。</w:t>
+        <w:t>はい。口頭の約束は、記録に残らないのでと。</w:t>
       </w:r>
     </w:p>
     <w:p>
@@ -560,7 +560,7 @@
           <w:color w:val="555555"/>
           <w:sz w:val="22"/>
         </w:rPr>
-        <w:t>(2023年9月6日(水)、午後四時。第一議員会館七一五号室。残暑の窓。机の上の電気ポットの湯気。真壁の前に、榊と灯。灯の手に、薄いクリアファイル。)</w:t>
+        <w:t>(2023年9月6日(水)午後四時。第一議員会館七一五号室。残暑の窓。机の上の電気ポットの湯気。真壁の前に榊と灯。灯の手に、薄いクリアファイル。)</w:t>
       </w:r>
     </w:p>
     <w:p>
@@ -675,7 +675,7 @@
           <w:i w:val="0"/>
           <w:sz w:val="22"/>
         </w:rPr>
-        <w:t>はい。(間)もう一点。「今月中に、警備に関する新しい方針が、整う」と。内容は私には届いておりません。</w:t>
+        <w:t>はい。(間)もう一点。「今月中に、警備に関する新しい方針が整う」と。内容は私には届いておりません。</w:t>
       </w:r>
     </w:p>
     <w:p>
@@ -930,7 +930,7 @@
           <w:i w:val="0"/>
           <w:sz w:val="22"/>
         </w:rPr>
-        <w:t>はい。決めるまで、誰にも。</w:t>
+        <w:t>はい。決めるまで誰にも。</w:t>
       </w:r>
     </w:p>
     <w:p>
@@ -1044,7 +1044,7 @@
           <w:color w:val="555555"/>
           <w:sz w:val="22"/>
         </w:rPr>
-        <w:t>(2023年9月13日(水)、午後九時四十分。首相官邸、五階の小会議室。窓にブラインド。長机に六七名。上座に官房長官。末席に内閣官房内閣審議官の神崎。机の上に、綴じた紙が、人数分。事務官が、最後の一部を神崎の前に置く。)</w:t>
+        <w:t>(2023年9月13日(水)午後九時四十分。首相官邸、五階の小会議室。窓にブラインド。長机に六七名。上座に官房長官。末席に内閣官房内閣審議官の神崎。机の上に、綴じた紙が人数分。事務官が、最後の一部を神崎の前に置く。)</w:t>
       </w:r>
     </w:p>
     <w:p>
@@ -1129,7 +1129,7 @@
           <w:color w:val="555555"/>
           <w:sz w:val="22"/>
         </w:rPr>
-        <w:t>(紙を最後まで読み、閉じる。十秒ほど、黙っている)</w:t>
+        <w:t>(紙を最後まで読み閉じる。十秒ほど、黙っている)</w:t>
       </w:r>
       <w:r>
         <w:rPr>
@@ -1230,7 +1230,7 @@
           <w:i w:val="0"/>
           <w:sz w:val="22"/>
         </w:rPr>
-        <w:t>順序が逆かと存じます。刑事訴訟法百九十七条一項但書は、「強制の処分は、この法律に特別の定のある場合でなければ、これをすることができない」と定めております。憲法三十五条は、令状を正当な理由に基づいて発せられるものと。</w:t>
+        <w:t>順序が逆かと存じます。刑事訴訟法百九十七条一項但書は「強制の処分は、この法律に特別の定のある場合でなければ、これをすることができない」と定めております。憲法三十五条は、令状を正当な理由に基づいて発せられるものと。</w:t>
       </w:r>
     </w:p>
     <w:p>
@@ -1370,7 +1370,7 @@
           <w:i w:val="0"/>
           <w:sz w:val="22"/>
         </w:rPr>
-        <w:t>警察法二条は、警察の責務を、個人の生命、身体及び財産の保護、犯罪の予防、鎮圧及び捜査と定め、同条二項は、「その責務の遂行に当つては、不偏不党且つ公平中正を旨とし、いやしくも日本国憲法の保障する個人の権利及び自由の干渉にわたる等その権能を濫用することがあつてはならない」と続けます。</w:t>
+        <w:t>警察法二条は、警察の責務を、個人の生命、身体及び財産の保護、犯罪の予防、鎮圧及び捜査と定め、同条二項は「その責務の遂行に当つては、不偏不党且つ公平中正を旨とし、いやしくも日本国憲法の保障する個人の権利及び自由の干渉にわたる等その権能を濫用することがあつてはならない」と続けます。</w:t>
       </w:r>
     </w:p>
     <w:p>
@@ -1495,7 +1495,7 @@
           <w:i w:val="0"/>
           <w:sz w:val="22"/>
         </w:rPr>
-        <w:t>君は分かっているのか。署名欄が一つ空くと、この案は、「合議が整わない」と書かれる。</w:t>
+        <w:t>君は分かっているのか。署名欄が一つ空くと、この案は「合議が整わない」と書かれる。</w:t>
       </w:r>
     </w:p>
     <w:p>
@@ -1670,7 +1670,7 @@
           <w:color w:val="555555"/>
           <w:sz w:val="22"/>
         </w:rPr>
-        <w:t>(2023年9月15日(金)、午後五時二十分。工事現場前の歩道。歩道の端に、十七時で張られた黄色いテープ。人の列は、その内側に、ぎりぎりまで押し寄せている。灯が大城と並んで立ち、手帳に何かを書いている。)</w:t>
+        <w:t>(2023年9月15日(金)午後五時二十分。工事現場前の歩道。歩道の端に、十七時で張られた黄色いテープ。人の列は、その内側に、ぎりぎりまで押し寄せている。灯が大城と並んで立ち、手帳に何かを書いている。)</w:t>
       </w:r>
     </w:p>
     <w:p>
@@ -1693,7 +1693,7 @@
           <w:i w:val="0"/>
           <w:sz w:val="22"/>
         </w:rPr>
-        <w:t>昨日の夕方から、「主催者」の名義を、気にされていますよね。</w:t>
+        <w:t>昨日の夕方から「主催者」の名義を、気にされていますよね。</w:t>
       </w:r>
     </w:p>
     <w:p>
@@ -1716,7 +1716,7 @@
           <w:i w:val="0"/>
           <w:sz w:val="22"/>
         </w:rPr>
-        <w:t>気にするも何も、おらの名前で、出してる。届け出は、おら。責任はおら。</w:t>
+        <w:t>気にするも何も、おらの名前で、出してる。届け出はおら。責任はおら。</w:t>
       </w:r>
     </w:p>
     <w:p>
@@ -1739,7 +1739,7 @@
           <w:i w:val="0"/>
           <w:sz w:val="22"/>
         </w:rPr>
-        <w:t>道路使用許可は、「道路交通法七十七条」に基づいて、警察署長に申請します。責任者の氏名は、申請書に出る。……そこが「主催者の一括調査」の入口になる可能性が。</w:t>
+        <w:t>道路使用許可は「道路交通法七十七条」に基づいて、警察署長に申請します。責任者の氏名は、申請書に出る。……そこが「主催者の一括調査」の入口になる可能性が。</w:t>
       </w:r>
     </w:p>
     <w:p>
@@ -1762,7 +1762,7 @@
           <w:i w:val="0"/>
           <w:sz w:val="22"/>
         </w:rPr>
-        <w:t>来たら来たで、だ。</w:t>
+        <w:t>来たら来たでだ。</w:t>
       </w:r>
     </w:p>
     <w:p>
@@ -1831,7 +1831,7 @@
           <w:i w:val="0"/>
           <w:sz w:val="22"/>
         </w:rPr>
-        <w:t>法的な線を、先に引かせてください。威力業務妨害は、刑法二百三十四条。座り込みが、「威力を用いて」にあたるかどうかは、人数や態様で変わります。歩道の内側にいる限り、少なくとも、わざわざ作られる「事件」の入口は、狭くなる。</w:t>
+        <w:t>法的な線を、先に引かせてください。威力業務妨害は、刑法二百三十四条。座り込みが「威力を用いて」にあたるかどうかは、人数や態様で変わります。歩道の内側にいる限り、少なくとも、わざわざ作られる「事件」の入口は、狭くなる。</w:t>
       </w:r>
     </w:p>
     <w:p>
@@ -1854,7 +1854,7 @@
           <w:i w:val="0"/>
           <w:sz w:val="22"/>
         </w:rPr>
-        <w:t>狭くするために、十七時で帰れ、と。</w:t>
+        <w:t>狭くするために、十七時で帰れと。</w:t>
       </w:r>
     </w:p>
     <w:p>
@@ -2029,7 +2029,7 @@
           <w:color w:val="555555"/>
           <w:sz w:val="22"/>
         </w:rPr>
-        <w:t>(2023年9月16日(土)、午前十一時。港を見下ろす海潮寺の墓地。秋彼岸の三日前で、墓の前に、ところどころ、白い菊。桐生家の墓。「桐生家之墓」。真壁が小ぶりの魔法瓶と、重ねた蓋つきの湯呑みを手に、墓石の前に立つ。線香の煙が、風に曲がる。)</w:t>
+        <w:t>(2023年9月16日(土)午前十一時。港を見下ろす海潮寺の墓地。秋彼岸の三日前で、墓の前に、ところどころ白い菊。桐生家の墓。「桐生家之墓」。真壁が小ぶりの魔法瓶と、重ねた蓋つきの湯呑みを手に、墓石の前に立つ。線香の煙が、風に曲がる。)</w:t>
       </w:r>
     </w:p>
     <w:p>
@@ -2044,7 +2044,7 @@
           <w:color w:val="555555"/>
           <w:sz w:val="22"/>
         </w:rPr>
-        <w:t>(真壁が蓋つきの湯呑みに、ほうじ茶を注ぐ。煙が一本。墓石の前に、置く。)</w:t>
+        <w:t>(真壁が蓋つきの湯呑みに、ほうじ茶を注ぐ。煙が一本。墓石の前に置く。)</w:t>
       </w:r>
     </w:p>
     <w:p>
@@ -2082,7 +2082,7 @@
           <w:color w:val="555555"/>
           <w:sz w:val="22"/>
         </w:rPr>
-        <w:t>(石段を上がる足音。規則正しく、一段ずつ。真壁が振り返る。黒の喪服ではなく、紺の背広。手に白菊を、一束。)</w:t>
+        <w:t>(石段を上がる足音。規則正しく、一段ずつ。真壁が振り返る。黒の喪服ではなく、紺の背広。手に白菊を一束。)</w:t>
       </w:r>
     </w:p>
     <w:p>
@@ -2151,7 +2151,7 @@
           <w:i w:val="0"/>
           <w:sz w:val="22"/>
         </w:rPr>
-        <w:t>一人です。今日は運転手も、シイナくんも連れておりません。(墓石に軽く頭を下げる)毎年彼岸の前に、参ることにしております。桐生先生の、お墓に。</w:t>
+        <w:t>一人です。今日は運転手も、シイナくんも連れておりません。(墓石に軽く頭を下げる)毎年彼岸の前に、参ることにしております。桐生先生のお墓に。</w:t>
       </w:r>
     </w:p>
     <w:p>
@@ -2327,7 +2327,7 @@
           <w:i w:val="0"/>
           <w:sz w:val="22"/>
         </w:rPr>
-        <w:t>責める責められないでは、ない。……名前の出る場面に、いなかった、というだけです。いたら止められたのかどうか。それはいまだに、分かりません。</w:t>
+        <w:t>責める責められないではない。……名前の出る場面に、いなかった、というだけです。いたら止められたのかどうか。それはいまだに、分かりません。</w:t>
       </w:r>
     </w:p>
     <w:p>
@@ -2380,7 +2380,7 @@
           <w:color w:val="555555"/>
           <w:sz w:val="22"/>
         </w:rPr>
-        <w:t>(真壁の顔は動かない。ただ手の湯呑みが、わずかに、傾く。)</w:t>
+        <w:t>(真壁の顔は動かない。ただ手の湯呑みが、わずかに傾く。)</w:t>
       </w:r>
     </w:p>
     <w:p>
@@ -2472,7 +2472,7 @@
           <w:i w:val="0"/>
           <w:sz w:val="22"/>
         </w:rPr>
-        <w:t>開けた方の、お顔では、ありませんから。(海を見る)あの箱の中の数字を、最初に紙にした人が、その後どうなったか。私はそれだけは、存じております。それ以上は、今日は申し上げません。</w:t>
+        <w:t>開けた方の、お顔ではありませんから。(海を見る)あの箱の中の数字を、最初に紙にした人が、その後どうなったか。私はそれだけは、存じております。それ以上は、今日は申し上げません。</w:t>
       </w:r>
     </w:p>
     <w:p>
@@ -2518,7 +2518,7 @@
           <w:i w:val="0"/>
           <w:sz w:val="22"/>
         </w:rPr>
-        <w:t>一点だけ、お耳に。(声を落とす)今月警備の方針の、署名の話が出ました。この国の警備は、令状と嫌疑の範囲を、出ない。少なくとも、私の署名の入る紙では。</w:t>
+        <w:t>一点だけお耳に。(声を落とす)今月警備の方針の、署名の話が出ました。この国の警備は、令状と嫌疑の範囲を出ない。少なくとも、私の署名の入る紙では。</w:t>
       </w:r>
     </w:p>
     <w:p>
@@ -2802,7 +2802,7 @@
           <w:color w:val="555555"/>
           <w:sz w:val="22"/>
         </w:rPr>
-        <w:t>(2023年9月19日(火)、午後二時。第一議員会館七一五号室。榊が書類の束を持って入ってくる。扉を閉め、立ったまま、報告する。)</w:t>
+        <w:t>(2023年9月19日(火)午後二時。第一議員会館七一五号室。榊が書類の束を持って入ってくる。扉を閉め、立ったまま、報告する。)</w:t>
       </w:r>
     </w:p>
     <w:p>
@@ -2917,7 +2917,7 @@
           <w:i w:val="0"/>
           <w:sz w:val="22"/>
         </w:rPr>
-        <w:t>理由書が、別紙で出ているそうです。官房長官は、「不愉快」と。秋の定期異動の名簿から、その方の名前が、一度外れたと。</w:t>
+        <w:t>理由書が、別紙で出ているそうです。官房長官は「不愉快」と。秋の定期異動の名簿から、その方の名前が、一度外れたと。</w:t>
       </w:r>
     </w:p>
     <w:p>
@@ -2986,7 +2986,7 @@
           <w:i w:val="0"/>
           <w:sz w:val="22"/>
         </w:rPr>
-        <w:t>外されて、残る。</w:t>
+        <w:t>外されて残る。</w:t>
       </w:r>
     </w:p>
     <w:p>
@@ -3009,7 +3009,7 @@
           <w:i w:val="0"/>
           <w:sz w:val="22"/>
         </w:rPr>
-        <w:t>官邸の人事は、そういうものでございます。外すのは、見せしめ。残すのは、使い道。(間)先生私はその方のお名前を、口にしておりません。</w:t>
+        <w:t>官邸の人事は、そういうものでございます。外すのは、見せしめ。残すのは使い道。(間)先生私はその方のお名前を、口にしておりません。</w:t>
       </w:r>
     </w:p>
     <w:p>
@@ -3032,7 +3032,7 @@
           <w:i w:val="0"/>
           <w:sz w:val="22"/>
         </w:rPr>
-        <w:t>聞いていません。(ポットの湯を、急須に)榊さん。</w:t>
+        <w:t>聞いていません。(ポットの湯を急須に)榊さん。</w:t>
       </w:r>
     </w:p>
     <w:p>
@@ -3147,7 +3147,7 @@
           <w:i w:val="0"/>
           <w:sz w:val="22"/>
         </w:rPr>
-        <w:t>承知いたしました。(榊の目の端が、わずかに緩む。ポットの湯気が、一本。)</w:t>
+        <w:t>承知いたしました。(榊の目の端が、わずかに緩む。ポットの湯気が一本。)</w:t>
       </w:r>
     </w:p>
     <w:p>
@@ -3254,7 +3254,7 @@
           <w:i w:val="0"/>
           <w:sz w:val="22"/>
         </w:rPr>
-        <w:t>それでいい。案の本文は、出しません。あの方の書いた別紙も。(間)出所を守れるうちは、守る。</w:t>
+        <w:t>それでいい。案の本文は、出しません。あの方の書いた別紙も。(間)出所を守れるうちは守る。</w:t>
       </w:r>
     </w:p>
     <w:p>
@@ -3284,7 +3284,7 @@
           <w:color w:val="555555"/>
           <w:sz w:val="22"/>
         </w:rPr>
-        <w:t>(2023年9月22日(金)、午後四時四十分。汐見警察署前。大城が署の入口で、警備課の警官と向き合っている。後ろに青い布を持った人々が数百。真壁は末席に立つ。バッジは、外している。)</w:t>
+        <w:t>(2023年9月22日(金)午後四時四十分。汐見警察署前。大城が署の入口で、警備課の警官と向き合っている。後ろに青い布を持った人々が数百。真壁は末席に立つ。バッジは、外している。)</w:t>
       </w:r>
     </w:p>
     <w:p>
@@ -3386,7 +3386,7 @@
           <w:i w:val="0"/>
           <w:sz w:val="22"/>
         </w:rPr>
-        <w:t>先週のビラの内容と、違うな。</w:t>
+        <w:t>先週のビラの内容と違うな。</w:t>
       </w:r>
     </w:p>
     <w:p>
@@ -3511,7 +3511,7 @@
           <w:i w:val="0"/>
           <w:sz w:val="22"/>
         </w:rPr>
-        <w:t>誰がとは言えません。ただ書き直した人が、いる。</w:t>
+        <w:t>誰がとは言えません。ただ書き直した人がいる。</w:t>
       </w:r>
     </w:p>
     <w:p>
@@ -3590,7 +3590,7 @@
           <w:i w:val="0"/>
           <w:sz w:val="22"/>
         </w:rPr>
-        <w:t>何もしてねえ人間の顔じゃ、ねえけどな。(笑わずに)まあいい。おらは十七時には、歩道の内側に、戻す。</w:t>
+        <w:t>何もしてねえ人間の顔じゃ、ねえけどな。(笑わずに)まあいい。おらは十七時には、歩道の内側に戻す。</w:t>
       </w:r>
     </w:p>
     <w:p>
@@ -3880,7 +3880,7 @@
           <w:color w:val="555555"/>
           <w:sz w:val="22"/>
         </w:rPr>
-        <w:t>(2023年9月29日(金)、午後六時。内閣官房の審議官室。机の上に、先週の別紙の控えと、秋の定期異動の内示書。神崎が立ったまま、内示書を読む。ドアの外で、事務官が、小声で言う。)</w:t>
+        <w:t>(2023年9月29日(金)午後六時。内閣官房の審議官室。机の上に、先週の別紙の控えと、秋の定期異動の内示書。神崎が立ったまま、内示書を読む。ドアの外で、事務官が、小声で言う。)</w:t>
       </w:r>
     </w:p>
     <w:p>
@@ -3903,7 +3903,7 @@
           <w:i w:val="0"/>
           <w:sz w:val="22"/>
         </w:rPr>
-        <w:t>審議官。……官房長官から、お返事は、まだ。</w:t>
+        <w:t>審議官。……官房長官から、お返事はまだ。</w:t>
       </w:r>
     </w:p>
     <w:p>
@@ -3972,7 +3972,7 @@
           <w:i w:val="0"/>
           <w:sz w:val="22"/>
         </w:rPr>
-        <w:t>継続して検討、か。(わずかに笑う)便利な言葉です。</w:t>
+        <w:t>継続して検討か。(わずかに笑う)便利な言葉です。</w:t>
       </w:r>
     </w:p>
     <w:p>
@@ -3987,7 +3987,7 @@
           <w:color w:val="555555"/>
           <w:sz w:val="22"/>
         </w:rPr>
-        <w:t>(神崎は机の引き出しから、湯呑みを一つ、出す。蓋のない、白い小ぶりの湯呑み。ポットの湯を、少しだけ注ぐ。)</w:t>
+        <w:t>(神崎は机の引き出しから、湯呑みを一つ出す。蓋のない、白い小ぶりの湯呑み。ポットの湯を、少しだけ注ぐ。)</w:t>
       </w:r>
     </w:p>
     <w:p>
@@ -4025,7 +4025,7 @@
           <w:color w:val="555555"/>
           <w:sz w:val="22"/>
         </w:rPr>
-        <w:t>(白湯の湯気が、一本。神崎は窓のブラインドを、指で少し開ける。外は暗い。遠くで赤い航空障害灯が、一つ瞬く。)</w:t>
+        <w:t>(白湯の湯気が一本。神崎は窓のブラインドを、指で少し開ける。外は暗い。遠くで赤い航空障害灯が、一つ瞬く。)</w:t>
       </w:r>
     </w:p>
     <w:p>
@@ -4073,7 +4073,7 @@
           <w:color w:val="555555"/>
           <w:sz w:val="22"/>
         </w:rPr>
-        <w:t>(神崎は白湯を飲み、湯呑みを置く。机の上の内示書は、見ないまま、引き出しに、しまう。)</w:t>
+        <w:t>(神崎は白湯を飲み、湯呑みを置く。机の上の内示書は、見ないまま、引き出しにしまう。)</w:t>
       </w:r>
     </w:p>
     <w:p>
@@ -4103,7 +4103,7 @@
           <w:color w:val="555555"/>
           <w:sz w:val="22"/>
         </w:rPr>
-        <w:t>(2023年9月29日(金)、午後九時。桐生法律事務所。鉄瓶の火が、細く灯っている。奥の棚に、青い湯呑み。真壁が奥の引き出しの前に立っている。引き出しは、閉じたまま。隣に灯。)</w:t>
+        <w:t>(2023年9月29日(金)午後九時。桐生法律事務所。鉄瓶の火が、細く灯っている。奥の棚に、青い湯呑み。真壁が奥の引き出しの前に立っている。引き出しは、閉じたまま。隣に灯。)</w:t>
       </w:r>
     </w:p>
     <w:p>
@@ -4481,7 +4481,7 @@
           <w:i w:val="0"/>
           <w:sz w:val="22"/>
         </w:rPr>
-        <w:t>手放していません。官邸は外して残した。署名しないことで、義を取り、同時に生の席も、まだ持っている。(間)孟子の言う「二者兼ぬるを得ず」の場面では、ありません。あの人は、二つを取ったまま、一つだけ、署名を拒んだ。</w:t>
+        <w:t>手放していません。官邸は外して残した。署名しないことで、義を取り、同時に生の席も、まだ持っている。(間)孟子の言う「二者兼ぬるを得ず」の場面ではありません。あの人は、二つを取ったまま、一つだけ、署名を拒んだ。</w:t>
       </w:r>
     </w:p>
     <w:p>
@@ -4527,7 +4527,7 @@
           <w:i w:val="0"/>
           <w:sz w:val="22"/>
         </w:rPr>
-        <w:t>狡いのかも、しれません。ただ僕は義の名で人を切るのが、怖い。(奥の引き出しを、見る)義を正しさと取り違えると、人を湯呑みから、追い出します。僕は義より先に、条文を読みます。</w:t>
+        <w:t>狡いのかも、しれません。ただ僕は義の名で人を切るのが怖い。(奥の引き出しを見る)義を正しさと取り違えると、人を湯呑みから、追い出します。僕は義より先に、条文を読みます。</w:t>
       </w:r>
     </w:p>
     <w:p>
@@ -4588,7 +4588,7 @@
           <w:color w:val="555555"/>
           <w:sz w:val="22"/>
         </w:rPr>
-        <w:t>(真壁が鉄瓶の湯を、急須に注ぐ。ほうじ茶の煙が、一本。白い蓋つきの湯呑みに注ぎ、灯に差し出す。)</w:t>
+        <w:t>(真壁が鉄瓶の湯を、急須に注ぐ。ほうじ茶の煙が一本。白い蓋つきの湯呑みに注ぎ、灯に差し出す。)</w:t>
       </w:r>
     </w:p>
     <w:p>
